--- a/examples/tutorial/doc/09-model-comparison.docx
+++ b/examples/tutorial/doc/09-model-comparison.docx
@@ -310,7 +310,7 @@
         <w:rPr>
           <w:rStyle w:val="DecValTok"/>
         </w:rPr>
-        <w:t xml:space="preserve">0</w:t>
+        <w:t xml:space="preserve">1</w:t>
       </w:r>
       <w:r>
         <w:rPr>
